--- a/LetterOfNotice.docx
+++ b/LetterOfNotice.docx
@@ -1,6 +1,6 @@
 
 <file path=word/document.xml><?xml version="1.0" encoding="utf-8"?>
-<w:document xmlns:wpc="http://schemas.microsoft.com/office/word/2010/wordprocessingCanvas" xmlns:cx="http://schemas.microsoft.com/office/drawing/2014/chartex" xmlns:cx1="http://schemas.microsoft.com/office/drawing/2015/9/8/chartex" xmlns:cx2="http://schemas.microsoft.com/office/drawing/2015/10/21/chartex" xmlns:cx3="http://schemas.microsoft.com/office/drawing/2016/5/9/chartex" xmlns:cx4="http://schemas.microsoft.com/office/drawing/2016/5/10/chartex" xmlns:cx5="http://schemas.microsoft.com/office/drawing/2016/5/11/chartex" xmlns:cx6="http://schemas.microsoft.com/office/drawing/2016/5/12/chartex" xmlns:cx7="http://schemas.microsoft.com/office/drawing/2016/5/13/chartex" xmlns:cx8="http://schemas.microsoft.com/office/drawing/2016/5/14/chartex" xmlns:mc="http://schemas.openxmlformats.org/markup-compatibility/2006" xmlns:aink="http://schemas.microsoft.com/office/drawing/2016/ink" xmlns:am3d="http://schemas.microsoft.com/office/drawing/2017/model3d" xmlns:o="urn:schemas-microsoft-com:office:office" xmlns:r="http://schemas.openxmlformats.org/officeDocument/2006/relationships" xmlns:m="http://schemas.openxmlformats.org/officeDocument/2006/math" xmlns:v="urn:schemas-microsoft-com:vml" xmlns:wp14="http://schemas.microsoft.com/office/word/2010/wordprocessingDrawing" xmlns:wp="http://schemas.openxmlformats.org/drawingml/2006/wordprocessingDrawing" xmlns:w10="urn:schemas-microsoft-com:office:word" xmlns:w="http://schemas.openxmlformats.org/wordprocessingml/2006/main" xmlns:w14="http://schemas.microsoft.com/office/word/2010/wordml" xmlns:w15="http://schemas.microsoft.com/office/word/2012/wordml" xmlns:w16cex="http://schemas.microsoft.com/office/word/2018/wordml/cex" xmlns:w16cid="http://schemas.microsoft.com/office/word/2016/wordml/cid" xmlns:w16="http://schemas.microsoft.com/office/word/2018/wordml" xmlns:w16se="http://schemas.microsoft.com/office/word/2015/wordml/symex" xmlns:wpg="http://schemas.microsoft.com/office/word/2010/wordprocessingGroup" xmlns:wpi="http://schemas.microsoft.com/office/word/2010/wordprocessingInk" xmlns:wne="http://schemas.microsoft.com/office/word/2006/wordml" xmlns:wps="http://schemas.microsoft.com/office/word/2010/wordprocessingShape" mc:Ignorable="w14 w15 w16se w16cid w16 w16cex wp14">
+<w:document xmlns:wpc="http://schemas.microsoft.com/office/word/2010/wordprocessingCanvas" xmlns:cx="http://schemas.microsoft.com/office/drawing/2014/chartex" xmlns:cx1="http://schemas.microsoft.com/office/drawing/2015/9/8/chartex" xmlns:cx2="http://schemas.microsoft.com/office/drawing/2015/10/21/chartex" xmlns:cx3="http://schemas.microsoft.com/office/drawing/2016/5/9/chartex" xmlns:cx4="http://schemas.microsoft.com/office/drawing/2016/5/10/chartex" xmlns:cx5="http://schemas.microsoft.com/office/drawing/2016/5/11/chartex" xmlns:cx6="http://schemas.microsoft.com/office/drawing/2016/5/12/chartex" xmlns:cx7="http://schemas.microsoft.com/office/drawing/2016/5/13/chartex" xmlns:cx8="http://schemas.microsoft.com/office/drawing/2016/5/14/chartex" xmlns:mc="http://schemas.openxmlformats.org/markup-compatibility/2006" xmlns:aink="http://schemas.microsoft.com/office/drawing/2016/ink" xmlns:am3d="http://schemas.microsoft.com/office/drawing/2017/model3d" xmlns:o="urn:schemas-microsoft-com:office:office" xmlns:oel="http://schemas.microsoft.com/office/2019/extlst" xmlns:r="http://schemas.openxmlformats.org/officeDocument/2006/relationships" xmlns:m="http://schemas.openxmlformats.org/officeDocument/2006/math" xmlns:v="urn:schemas-microsoft-com:vml" xmlns:wp14="http://schemas.microsoft.com/office/word/2010/wordprocessingDrawing" xmlns:wp="http://schemas.openxmlformats.org/drawingml/2006/wordprocessingDrawing" xmlns:w10="urn:schemas-microsoft-com:office:word" xmlns:w="http://schemas.openxmlformats.org/wordprocessingml/2006/main" xmlns:w14="http://schemas.microsoft.com/office/word/2010/wordml" xmlns:w15="http://schemas.microsoft.com/office/word/2012/wordml" xmlns:w16cex="http://schemas.microsoft.com/office/word/2018/wordml/cex" xmlns:w16cid="http://schemas.microsoft.com/office/word/2016/wordml/cid" xmlns:w16="http://schemas.microsoft.com/office/word/2018/wordml" xmlns:w16du="http://schemas.microsoft.com/office/word/2023/wordml/word16du" xmlns:w16sdtdh="http://schemas.microsoft.com/office/word/2020/wordml/sdtdatahash" xmlns:w16sdtfl="http://schemas.microsoft.com/office/word/2024/wordml/sdtformatlock" xmlns:w16se="http://schemas.microsoft.com/office/word/2015/wordml/symex" xmlns:wpg="http://schemas.microsoft.com/office/word/2010/wordprocessingGroup" xmlns:wpi="http://schemas.microsoft.com/office/word/2010/wordprocessingInk" xmlns:wne="http://schemas.microsoft.com/office/word/2006/wordml" xmlns:wps="http://schemas.microsoft.com/office/word/2010/wordprocessingShape" mc:Ignorable="w14 w15 w16se w16cid w16 w16cex w16sdtdh w16sdtfl w16du wp14">
   <w:body>
     <w:p>
       <w:pPr>
@@ -23,6 +23,7 @@
         <w:br/>
       </w:r>
       <w:bookmarkStart w:id="1" w:name="PostalCode"/>
+      <w:proofErr w:type="spellStart"/>
       <w:r>
         <w:rPr>
           <w:lang w:val="en-US"/>
@@ -30,6 +31,7 @@
         <w:t>PostalCode</w:t>
       </w:r>
       <w:bookmarkEnd w:id="1"/>
+      <w:proofErr w:type="spellEnd"/>
       <w:r>
         <w:rPr>
           <w:lang w:val="en-US"/>
@@ -111,6 +113,7 @@
         <w:t xml:space="preserve"> been identified as likely to be yours. The item that has been found on </w:t>
       </w:r>
       <w:bookmarkStart w:id="5" w:name="FlightNumber"/>
+      <w:proofErr w:type="spellStart"/>
       <w:r>
         <w:rPr>
           <w:lang w:val="en-US"/>
@@ -118,6 +121,7 @@
         <w:t>FlightNumber</w:t>
       </w:r>
       <w:bookmarkEnd w:id="5"/>
+      <w:proofErr w:type="spellEnd"/>
       <w:r>
         <w:rPr>
           <w:lang w:val="en-US"/>
@@ -125,6 +129,7 @@
         <w:t xml:space="preserve"> </w:t>
       </w:r>
       <w:bookmarkStart w:id="6" w:name="FlightDate"/>
+      <w:proofErr w:type="spellStart"/>
       <w:r>
         <w:rPr>
           <w:lang w:val="en-US"/>
@@ -132,6 +137,7 @@
         <w:t>FlightDate</w:t>
       </w:r>
       <w:bookmarkEnd w:id="6"/>
+      <w:proofErr w:type="spellEnd"/>
       <w:r>
         <w:rPr>
           <w:lang w:val="en-US"/>
@@ -139,6 +145,7 @@
         <w:t xml:space="preserve"> has been described by one of our flight attendants as </w:t>
       </w:r>
       <w:bookmarkStart w:id="7" w:name="ItemDescription"/>
+      <w:proofErr w:type="spellStart"/>
       <w:r>
         <w:rPr>
           <w:b/>
@@ -147,6 +154,7 @@
         <w:t>ItemDescription</w:t>
       </w:r>
       <w:bookmarkEnd w:id="7"/>
+      <w:proofErr w:type="spellEnd"/>
       <w:r>
         <w:rPr>
           <w:lang w:val="en-US"/>
@@ -190,7 +198,13 @@
         <w:rPr>
           <w:lang w:val="en-US"/>
         </w:rPr>
-        <w:t>KLM Royal Dutch Airlines</w:t>
+        <w:t xml:space="preserve">CIPHIX </w:t>
+      </w:r>
+      <w:r>
+        <w:rPr>
+          <w:lang w:val="en-US"/>
+        </w:rPr>
+        <w:t>Airlines</w:t>
       </w:r>
     </w:p>
     <w:p>
@@ -199,9 +213,84 @@
           <w:lang w:val="en-US"/>
         </w:rPr>
       </w:pPr>
+      <w:r>
+        <w:rPr>
+          <w:noProof/>
+          <w:lang w:val="en-US"/>
+        </w:rPr>
+        <w:drawing>
+          <wp:anchor distT="0" distB="0" distL="114300" distR="114300" simplePos="0" relativeHeight="251659264" behindDoc="0" locked="0" layoutInCell="1" allowOverlap="1" wp14:anchorId="4C05D793" wp14:editId="23BAF9A0">
+            <wp:simplePos x="0" y="0"/>
+            <wp:positionH relativeFrom="page">
+              <wp:align>right</wp:align>
+            </wp:positionH>
+            <wp:positionV relativeFrom="paragraph">
+              <wp:posOffset>6525895</wp:posOffset>
+            </wp:positionV>
+            <wp:extent cx="2761615" cy="971550"/>
+            <wp:effectExtent l="0" t="0" r="635" b="0"/>
+            <wp:wrapNone/>
+            <wp:docPr id="1232854306" name="Picture 6"/>
+            <wp:cNvGraphicFramePr>
+              <a:graphicFrameLocks xmlns:a="http://schemas.openxmlformats.org/drawingml/2006/main" noChangeAspect="1"/>
+            </wp:cNvGraphicFramePr>
+            <a:graphic xmlns:a="http://schemas.openxmlformats.org/drawingml/2006/main">
+              <a:graphicData uri="http://schemas.openxmlformats.org/drawingml/2006/picture">
+                <pic:pic xmlns:pic="http://schemas.openxmlformats.org/drawingml/2006/picture">
+                  <pic:nvPicPr>
+                    <pic:cNvPr id="0" name="Picture 26"/>
+                    <pic:cNvPicPr>
+                      <a:picLocks noChangeAspect="1" noChangeArrowheads="1"/>
+                    </pic:cNvPicPr>
+                  </pic:nvPicPr>
+                  <pic:blipFill rotWithShape="1">
+                    <a:blip r:embed="rId10" cstate="print">
+                      <a:extLst>
+                        <a:ext uri="{28A0092B-C50C-407E-A947-70E740481C1C}">
+                          <a14:useLocalDpi xmlns:a14="http://schemas.microsoft.com/office/drawing/2010/main" val="0"/>
+                        </a:ext>
+                      </a:extLst>
+                    </a:blip>
+                    <a:srcRect t="20726" b="26425"/>
+                    <a:stretch>
+                      <a:fillRect/>
+                    </a:stretch>
+                  </pic:blipFill>
+                  <pic:spPr bwMode="auto">
+                    <a:xfrm>
+                      <a:off x="0" y="0"/>
+                      <a:ext cx="2761615" cy="971550"/>
+                    </a:xfrm>
+                    <a:prstGeom prst="rect">
+                      <a:avLst/>
+                    </a:prstGeom>
+                    <a:noFill/>
+                    <a:ln>
+                      <a:noFill/>
+                    </a:ln>
+                    <a:extLst>
+                      <a:ext uri="{53640926-AAD7-44D8-BBD7-CCE9431645EC}">
+                        <a14:shadowObscured xmlns:a14="http://schemas.microsoft.com/office/drawing/2010/main"/>
+                      </a:ext>
+                    </a:extLst>
+                  </pic:spPr>
+                </pic:pic>
+              </a:graphicData>
+            </a:graphic>
+            <wp14:sizeRelV relativeFrom="margin">
+              <wp14:pctHeight>0</wp14:pctHeight>
+            </wp14:sizeRelV>
+          </wp:anchor>
+        </w:drawing>
+      </w:r>
+      <w:r>
+        <w:rPr>
+          <w:lang w:val="en-US"/>
+        </w:rPr>
+        <w:br w:type="textWrapping" w:clear="all"/>
+      </w:r>
     </w:p>
     <w:sectPr>
-      <w:footerReference w:type="default" r:id="rId7"/>
       <w:pgSz w:w="11906" w:h="16838"/>
       <w:pgMar w:top="1440" w:right="1440" w:bottom="1440" w:left="1440" w:header="708" w:footer="708" w:gutter="0"/>
       <w:cols w:space="708"/>
@@ -212,7 +301,7 @@
 </file>
 
 <file path=word/endnotes.xml><?xml version="1.0" encoding="utf-8"?>
-<w:endnotes xmlns:wpc="http://schemas.microsoft.com/office/word/2010/wordprocessingCanvas" xmlns:cx="http://schemas.microsoft.com/office/drawing/2014/chartex" xmlns:cx1="http://schemas.microsoft.com/office/drawing/2015/9/8/chartex" xmlns:cx2="http://schemas.microsoft.com/office/drawing/2015/10/21/chartex" xmlns:cx3="http://schemas.microsoft.com/office/drawing/2016/5/9/chartex" xmlns:cx4="http://schemas.microsoft.com/office/drawing/2016/5/10/chartex" xmlns:cx5="http://schemas.microsoft.com/office/drawing/2016/5/11/chartex" xmlns:cx6="http://schemas.microsoft.com/office/drawing/2016/5/12/chartex" xmlns:cx7="http://schemas.microsoft.com/office/drawing/2016/5/13/chartex" xmlns:cx8="http://schemas.microsoft.com/office/drawing/2016/5/14/chartex" xmlns:mc="http://schemas.openxmlformats.org/markup-compatibility/2006" xmlns:aink="http://schemas.microsoft.com/office/drawing/2016/ink" xmlns:am3d="http://schemas.microsoft.com/office/drawing/2017/model3d" xmlns:o="urn:schemas-microsoft-com:office:office" xmlns:r="http://schemas.openxmlformats.org/officeDocument/2006/relationships" xmlns:m="http://schemas.openxmlformats.org/officeDocument/2006/math" xmlns:v="urn:schemas-microsoft-com:vml" xmlns:wp14="http://schemas.microsoft.com/office/word/2010/wordprocessingDrawing" xmlns:wp="http://schemas.openxmlformats.org/drawingml/2006/wordprocessingDrawing" xmlns:w10="urn:schemas-microsoft-com:office:word" xmlns:w="http://schemas.openxmlformats.org/wordprocessingml/2006/main" xmlns:w14="http://schemas.microsoft.com/office/word/2010/wordml" xmlns:w15="http://schemas.microsoft.com/office/word/2012/wordml" xmlns:w16cex="http://schemas.microsoft.com/office/word/2018/wordml/cex" xmlns:w16cid="http://schemas.microsoft.com/office/word/2016/wordml/cid" xmlns:w16="http://schemas.microsoft.com/office/word/2018/wordml" xmlns:w16se="http://schemas.microsoft.com/office/word/2015/wordml/symex" xmlns:wpg="http://schemas.microsoft.com/office/word/2010/wordprocessingGroup" xmlns:wpi="http://schemas.microsoft.com/office/word/2010/wordprocessingInk" xmlns:wne="http://schemas.microsoft.com/office/word/2006/wordml" xmlns:wps="http://schemas.microsoft.com/office/word/2010/wordprocessingShape" mc:Ignorable="w14 w15 w16se w16cid w16 w16cex wp14">
+<w:endnotes xmlns:wpc="http://schemas.microsoft.com/office/word/2010/wordprocessingCanvas" xmlns:cx="http://schemas.microsoft.com/office/drawing/2014/chartex" xmlns:cx1="http://schemas.microsoft.com/office/drawing/2015/9/8/chartex" xmlns:cx2="http://schemas.microsoft.com/office/drawing/2015/10/21/chartex" xmlns:cx3="http://schemas.microsoft.com/office/drawing/2016/5/9/chartex" xmlns:cx4="http://schemas.microsoft.com/office/drawing/2016/5/10/chartex" xmlns:cx5="http://schemas.microsoft.com/office/drawing/2016/5/11/chartex" xmlns:cx6="http://schemas.microsoft.com/office/drawing/2016/5/12/chartex" xmlns:cx7="http://schemas.microsoft.com/office/drawing/2016/5/13/chartex" xmlns:cx8="http://schemas.microsoft.com/office/drawing/2016/5/14/chartex" xmlns:mc="http://schemas.openxmlformats.org/markup-compatibility/2006" xmlns:aink="http://schemas.microsoft.com/office/drawing/2016/ink" xmlns:am3d="http://schemas.microsoft.com/office/drawing/2017/model3d" xmlns:o="urn:schemas-microsoft-com:office:office" xmlns:oel="http://schemas.microsoft.com/office/2019/extlst" xmlns:r="http://schemas.openxmlformats.org/officeDocument/2006/relationships" xmlns:m="http://schemas.openxmlformats.org/officeDocument/2006/math" xmlns:v="urn:schemas-microsoft-com:vml" xmlns:wp14="http://schemas.microsoft.com/office/word/2010/wordprocessingDrawing" xmlns:wp="http://schemas.openxmlformats.org/drawingml/2006/wordprocessingDrawing" xmlns:w10="urn:schemas-microsoft-com:office:word" xmlns:w="http://schemas.openxmlformats.org/wordprocessingml/2006/main" xmlns:w14="http://schemas.microsoft.com/office/word/2010/wordml" xmlns:w15="http://schemas.microsoft.com/office/word/2012/wordml" xmlns:w16cex="http://schemas.microsoft.com/office/word/2018/wordml/cex" xmlns:w16cid="http://schemas.microsoft.com/office/word/2016/wordml/cid" xmlns:w16="http://schemas.microsoft.com/office/word/2018/wordml" xmlns:w16du="http://schemas.microsoft.com/office/word/2023/wordml/word16du" xmlns:w16sdtdh="http://schemas.microsoft.com/office/word/2020/wordml/sdtdatahash" xmlns:w16sdtfl="http://schemas.microsoft.com/office/word/2024/wordml/sdtformatlock" xmlns:w16se="http://schemas.microsoft.com/office/word/2015/wordml/symex" xmlns:wpg="http://schemas.microsoft.com/office/word/2010/wordprocessingGroup" xmlns:wpi="http://schemas.microsoft.com/office/word/2010/wordprocessingInk" xmlns:wne="http://schemas.microsoft.com/office/word/2006/wordml" xmlns:wps="http://schemas.microsoft.com/office/word/2010/wordprocessingShape" mc:Ignorable="w14 w15 w16se w16cid w16 w16cex w16sdtdh w16sdtfl w16du wp14">
   <w:endnote w:type="separator" w:id="-1">
     <w:p>
       <w:pPr>
@@ -236,93 +325,8 @@
 </w:endnotes>
 </file>
 
-<file path=word/footer1.xml><?xml version="1.0" encoding="utf-8"?>
-<w:ftr xmlns:wpc="http://schemas.microsoft.com/office/word/2010/wordprocessingCanvas" xmlns:cx="http://schemas.microsoft.com/office/drawing/2014/chartex" xmlns:cx1="http://schemas.microsoft.com/office/drawing/2015/9/8/chartex" xmlns:cx2="http://schemas.microsoft.com/office/drawing/2015/10/21/chartex" xmlns:cx3="http://schemas.microsoft.com/office/drawing/2016/5/9/chartex" xmlns:cx4="http://schemas.microsoft.com/office/drawing/2016/5/10/chartex" xmlns:cx5="http://schemas.microsoft.com/office/drawing/2016/5/11/chartex" xmlns:cx6="http://schemas.microsoft.com/office/drawing/2016/5/12/chartex" xmlns:cx7="http://schemas.microsoft.com/office/drawing/2016/5/13/chartex" xmlns:cx8="http://schemas.microsoft.com/office/drawing/2016/5/14/chartex" xmlns:mc="http://schemas.openxmlformats.org/markup-compatibility/2006" xmlns:aink="http://schemas.microsoft.com/office/drawing/2016/ink" xmlns:am3d="http://schemas.microsoft.com/office/drawing/2017/model3d" xmlns:o="urn:schemas-microsoft-com:office:office" xmlns:r="http://schemas.openxmlformats.org/officeDocument/2006/relationships" xmlns:m="http://schemas.openxmlformats.org/officeDocument/2006/math" xmlns:v="urn:schemas-microsoft-com:vml" xmlns:wp14="http://schemas.microsoft.com/office/word/2010/wordprocessingDrawing" xmlns:wp="http://schemas.openxmlformats.org/drawingml/2006/wordprocessingDrawing" xmlns:w10="urn:schemas-microsoft-com:office:word" xmlns:w="http://schemas.openxmlformats.org/wordprocessingml/2006/main" xmlns:w14="http://schemas.microsoft.com/office/word/2010/wordml" xmlns:w15="http://schemas.microsoft.com/office/word/2012/wordml" xmlns:w16cex="http://schemas.microsoft.com/office/word/2018/wordml/cex" xmlns:w16cid="http://schemas.microsoft.com/office/word/2016/wordml/cid" xmlns:w16="http://schemas.microsoft.com/office/word/2018/wordml" xmlns:w16se="http://schemas.microsoft.com/office/word/2015/wordml/symex" xmlns:wpg="http://schemas.microsoft.com/office/word/2010/wordprocessingGroup" xmlns:wpi="http://schemas.microsoft.com/office/word/2010/wordprocessingInk" xmlns:wne="http://schemas.microsoft.com/office/word/2006/wordml" xmlns:wps="http://schemas.microsoft.com/office/word/2010/wordprocessingShape" mc:Ignorable="w14 w15 w16se w16cid w16 w16cex wp14">
-  <w:p>
-    <w:pPr>
-      <w:pStyle w:val="Footer"/>
-    </w:pPr>
-    <w:r>
-      <w:rPr>
-        <w:noProof/>
-      </w:rPr>
-      <w:drawing>
-        <wp:anchor distT="0" distB="0" distL="114300" distR="114300" simplePos="0" relativeHeight="251658240" behindDoc="1" locked="0" layoutInCell="1" allowOverlap="1" wp14:anchorId="535B101A" wp14:editId="3A15C6D2">
-          <wp:simplePos x="0" y="0"/>
-          <wp:positionH relativeFrom="column">
-            <wp:posOffset>4133850</wp:posOffset>
-          </wp:positionH>
-          <wp:positionV relativeFrom="paragraph">
-            <wp:posOffset>-273685</wp:posOffset>
-          </wp:positionV>
-          <wp:extent cx="2374900" cy="522478"/>
-          <wp:effectExtent l="0" t="0" r="6350" b="0"/>
-          <wp:wrapTight wrapText="bothSides">
-            <wp:wrapPolygon edited="0">
-              <wp:start x="3292" y="0"/>
-              <wp:lineTo x="0" y="4730"/>
-              <wp:lineTo x="0" y="20496"/>
-              <wp:lineTo x="9703" y="20496"/>
-              <wp:lineTo x="10742" y="20496"/>
-              <wp:lineTo x="21484" y="20496"/>
-              <wp:lineTo x="21484" y="14978"/>
-              <wp:lineTo x="7970" y="11036"/>
-              <wp:lineTo x="5371" y="1577"/>
-              <wp:lineTo x="4158" y="0"/>
-              <wp:lineTo x="3292" y="0"/>
-            </wp:wrapPolygon>
-          </wp:wrapTight>
-          <wp:docPr id="2" name="Picture 2" descr="Afbeeldingsresultaat voor klm royal dutch airlines"/>
-          <wp:cNvGraphicFramePr>
-            <a:graphicFrameLocks xmlns:a="http://schemas.openxmlformats.org/drawingml/2006/main" noChangeAspect="1"/>
-          </wp:cNvGraphicFramePr>
-          <a:graphic xmlns:a="http://schemas.openxmlformats.org/drawingml/2006/main">
-            <a:graphicData uri="http://schemas.openxmlformats.org/drawingml/2006/picture">
-              <pic:pic xmlns:pic="http://schemas.openxmlformats.org/drawingml/2006/picture">
-                <pic:nvPicPr>
-                  <pic:cNvPr id="0" name="Picture 3" descr="Afbeeldingsresultaat voor klm royal dutch airlines"/>
-                  <pic:cNvPicPr>
-                    <a:picLocks noChangeAspect="1" noChangeArrowheads="1"/>
-                  </pic:cNvPicPr>
-                </pic:nvPicPr>
-                <pic:blipFill>
-                  <a:blip r:embed="rId1">
-                    <a:extLst>
-                      <a:ext uri="{28A0092B-C50C-407E-A947-70E740481C1C}">
-                        <a14:useLocalDpi xmlns:a14="http://schemas.microsoft.com/office/drawing/2010/main" val="0"/>
-                      </a:ext>
-                    </a:extLst>
-                  </a:blip>
-                  <a:srcRect/>
-                  <a:stretch>
-                    <a:fillRect/>
-                  </a:stretch>
-                </pic:blipFill>
-                <pic:spPr bwMode="auto">
-                  <a:xfrm>
-                    <a:off x="0" y="0"/>
-                    <a:ext cx="2374900" cy="522478"/>
-                  </a:xfrm>
-                  <a:prstGeom prst="rect">
-                    <a:avLst/>
-                  </a:prstGeom>
-                  <a:noFill/>
-                  <a:ln>
-                    <a:noFill/>
-                  </a:ln>
-                </pic:spPr>
-              </pic:pic>
-            </a:graphicData>
-          </a:graphic>
-        </wp:anchor>
-      </w:drawing>
-    </w:r>
-  </w:p>
-</w:ftr>
-</file>
-
 <file path=word/footnotes.xml><?xml version="1.0" encoding="utf-8"?>
-<w:footnotes xmlns:wpc="http://schemas.microsoft.com/office/word/2010/wordprocessingCanvas" xmlns:cx="http://schemas.microsoft.com/office/drawing/2014/chartex" xmlns:cx1="http://schemas.microsoft.com/office/drawing/2015/9/8/chartex" xmlns:cx2="http://schemas.microsoft.com/office/drawing/2015/10/21/chartex" xmlns:cx3="http://schemas.microsoft.com/office/drawing/2016/5/9/chartex" xmlns:cx4="http://schemas.microsoft.com/office/drawing/2016/5/10/chartex" xmlns:cx5="http://schemas.microsoft.com/office/drawing/2016/5/11/chartex" xmlns:cx6="http://schemas.microsoft.com/office/drawing/2016/5/12/chartex" xmlns:cx7="http://schemas.microsoft.com/office/drawing/2016/5/13/chartex" xmlns:cx8="http://schemas.microsoft.com/office/drawing/2016/5/14/chartex" xmlns:mc="http://schemas.openxmlformats.org/markup-compatibility/2006" xmlns:aink="http://schemas.microsoft.com/office/drawing/2016/ink" xmlns:am3d="http://schemas.microsoft.com/office/drawing/2017/model3d" xmlns:o="urn:schemas-microsoft-com:office:office" xmlns:r="http://schemas.openxmlformats.org/officeDocument/2006/relationships" xmlns:m="http://schemas.openxmlformats.org/officeDocument/2006/math" xmlns:v="urn:schemas-microsoft-com:vml" xmlns:wp14="http://schemas.microsoft.com/office/word/2010/wordprocessingDrawing" xmlns:wp="http://schemas.openxmlformats.org/drawingml/2006/wordprocessingDrawing" xmlns:w10="urn:schemas-microsoft-com:office:word" xmlns:w="http://schemas.openxmlformats.org/wordprocessingml/2006/main" xmlns:w14="http://schemas.microsoft.com/office/word/2010/wordml" xmlns:w15="http://schemas.microsoft.com/office/word/2012/wordml" xmlns:w16cex="http://schemas.microsoft.com/office/word/2018/wordml/cex" xmlns:w16cid="http://schemas.microsoft.com/office/word/2016/wordml/cid" xmlns:w16="http://schemas.microsoft.com/office/word/2018/wordml" xmlns:w16se="http://schemas.microsoft.com/office/word/2015/wordml/symex" xmlns:wpg="http://schemas.microsoft.com/office/word/2010/wordprocessingGroup" xmlns:wpi="http://schemas.microsoft.com/office/word/2010/wordprocessingInk" xmlns:wne="http://schemas.microsoft.com/office/word/2006/wordml" xmlns:wps="http://schemas.microsoft.com/office/word/2010/wordprocessingShape" mc:Ignorable="w14 w15 w16se w16cid w16 w16cex wp14">
+<w:footnotes xmlns:wpc="http://schemas.microsoft.com/office/word/2010/wordprocessingCanvas" xmlns:cx="http://schemas.microsoft.com/office/drawing/2014/chartex" xmlns:cx1="http://schemas.microsoft.com/office/drawing/2015/9/8/chartex" xmlns:cx2="http://schemas.microsoft.com/office/drawing/2015/10/21/chartex" xmlns:cx3="http://schemas.microsoft.com/office/drawing/2016/5/9/chartex" xmlns:cx4="http://schemas.microsoft.com/office/drawing/2016/5/10/chartex" xmlns:cx5="http://schemas.microsoft.com/office/drawing/2016/5/11/chartex" xmlns:cx6="http://schemas.microsoft.com/office/drawing/2016/5/12/chartex" xmlns:cx7="http://schemas.microsoft.com/office/drawing/2016/5/13/chartex" xmlns:cx8="http://schemas.microsoft.com/office/drawing/2016/5/14/chartex" xmlns:mc="http://schemas.openxmlformats.org/markup-compatibility/2006" xmlns:aink="http://schemas.microsoft.com/office/drawing/2016/ink" xmlns:am3d="http://schemas.microsoft.com/office/drawing/2017/model3d" xmlns:o="urn:schemas-microsoft-com:office:office" xmlns:oel="http://schemas.microsoft.com/office/2019/extlst" xmlns:r="http://schemas.openxmlformats.org/officeDocument/2006/relationships" xmlns:m="http://schemas.openxmlformats.org/officeDocument/2006/math" xmlns:v="urn:schemas-microsoft-com:vml" xmlns:wp14="http://schemas.microsoft.com/office/word/2010/wordprocessingDrawing" xmlns:wp="http://schemas.openxmlformats.org/drawingml/2006/wordprocessingDrawing" xmlns:w10="urn:schemas-microsoft-com:office:word" xmlns:w="http://schemas.openxmlformats.org/wordprocessingml/2006/main" xmlns:w14="http://schemas.microsoft.com/office/word/2010/wordml" xmlns:w15="http://schemas.microsoft.com/office/word/2012/wordml" xmlns:w16cex="http://schemas.microsoft.com/office/word/2018/wordml/cex" xmlns:w16cid="http://schemas.microsoft.com/office/word/2016/wordml/cid" xmlns:w16="http://schemas.microsoft.com/office/word/2018/wordml" xmlns:w16du="http://schemas.microsoft.com/office/word/2023/wordml/word16du" xmlns:w16sdtdh="http://schemas.microsoft.com/office/word/2020/wordml/sdtdatahash" xmlns:w16sdtfl="http://schemas.microsoft.com/office/word/2024/wordml/sdtformatlock" xmlns:w16se="http://schemas.microsoft.com/office/word/2015/wordml/symex" xmlns:wpg="http://schemas.microsoft.com/office/word/2010/wordprocessingGroup" xmlns:wpi="http://schemas.microsoft.com/office/word/2010/wordprocessingInk" xmlns:wne="http://schemas.microsoft.com/office/word/2006/wordml" xmlns:wps="http://schemas.microsoft.com/office/word/2010/wordprocessingShape" mc:Ignorable="w14 w15 w16se w16cid w16 w16cex w16sdtdh w16sdtfl w16du wp14">
   <w:footnote w:type="separator" w:id="-1">
     <w:p>
       <w:pPr>
@@ -347,7 +351,7 @@
 </file>
 
 <file path=word/styles.xml><?xml version="1.0" encoding="utf-8"?>
-<w:styles xmlns:mc="http://schemas.openxmlformats.org/markup-compatibility/2006" xmlns:r="http://schemas.openxmlformats.org/officeDocument/2006/relationships" xmlns:w="http://schemas.openxmlformats.org/wordprocessingml/2006/main" xmlns:w14="http://schemas.microsoft.com/office/word/2010/wordml" xmlns:w15="http://schemas.microsoft.com/office/word/2012/wordml" xmlns:w16cex="http://schemas.microsoft.com/office/word/2018/wordml/cex" xmlns:w16cid="http://schemas.microsoft.com/office/word/2016/wordml/cid" xmlns:w16="http://schemas.microsoft.com/office/word/2018/wordml" xmlns:w16se="http://schemas.microsoft.com/office/word/2015/wordml/symex" mc:Ignorable="w14 w15 w16se w16cid w16 w16cex">
+<w:styles xmlns:mc="http://schemas.openxmlformats.org/markup-compatibility/2006" xmlns:r="http://schemas.openxmlformats.org/officeDocument/2006/relationships" xmlns:w="http://schemas.openxmlformats.org/wordprocessingml/2006/main" xmlns:w14="http://schemas.microsoft.com/office/word/2010/wordml" xmlns:w15="http://schemas.microsoft.com/office/word/2012/wordml" xmlns:w16cex="http://schemas.microsoft.com/office/word/2018/wordml/cex" xmlns:w16cid="http://schemas.microsoft.com/office/word/2016/wordml/cid" xmlns:w16="http://schemas.microsoft.com/office/word/2018/wordml" xmlns:w16du="http://schemas.microsoft.com/office/word/2023/wordml/word16du" xmlns:w16sdtdh="http://schemas.microsoft.com/office/word/2020/wordml/sdtdatahash" xmlns:w16sdtfl="http://schemas.microsoft.com/office/word/2024/wordml/sdtformatlock" xmlns:w16se="http://schemas.microsoft.com/office/word/2015/wordml/symex" mc:Ignorable="w14 w15 w16se w16cid w16 w16cex w16sdtdh w16sdtfl w16du">
   <w:docDefaults>
     <w:rPrDefault>
       <w:rPr>
@@ -1081,10 +1085,6 @@
 </file>
 
 <file path=customXml/item1.xml><?xml version="1.0" encoding="utf-8"?>
-<b:Sources xmlns:b="http://schemas.openxmlformats.org/officeDocument/2006/bibliography" xmlns="http://schemas.openxmlformats.org/officeDocument/2006/bibliography" SelectedStyle="\APASixthEditionOfficeOnline.xsl" StyleName="APA" Version="6"/>
-</file>
-
-<file path=customXml/item2.xml><?xml version="1.0" encoding="utf-8"?>
 <ct:contentTypeSchema xmlns:ct="http://schemas.microsoft.com/office/2006/metadata/contentType" xmlns:ma="http://schemas.microsoft.com/office/2006/metadata/properties/metaAttributes" ct:_="" ma:_="" ma:contentTypeName="Document" ma:contentTypeID="0x010100F14612CBFD8E3740906A56EC3133312A" ma:contentTypeVersion="13" ma:contentTypeDescription="Create a new document." ma:contentTypeScope="" ma:versionID="b8d8bbe8caf11baa820866fa2f569c06">
   <xsd:schema xmlns:xsd="http://www.w3.org/2001/XMLSchema" xmlns:xs="http://www.w3.org/2001/XMLSchema" xmlns:p="http://schemas.microsoft.com/office/2006/metadata/properties" xmlns:ns2="88db13ce-348c-49a2-8d98-81b888e52361" xmlns:ns3="392a115a-1654-4bb7-9988-dca16703408a" targetNamespace="http://schemas.microsoft.com/office/2006/metadata/properties" ma:root="true" ma:fieldsID="823c8a0d155e31ed95da462af31d249a" ns2:_="" ns3:_="">
     <xsd:import namespace="88db13ce-348c-49a2-8d98-81b888e52361"/>
@@ -1291,13 +1291,17 @@
 </ct:contentTypeSchema>
 </file>
 
-<file path=customXml/item3.xml><?xml version="1.0" encoding="utf-8"?>
+<file path=customXml/item2.xml><?xml version="1.0" encoding="utf-8"?>
 <?mso-contentType ?>
 <FormTemplates xmlns="http://schemas.microsoft.com/sharepoint/v3/contenttype/forms">
   <Display>DocumentLibraryForm</Display>
   <Edit>DocumentLibraryForm</Edit>
   <New>DocumentLibraryForm</New>
 </FormTemplates>
+</file>
+
+<file path=customXml/item3.xml><?xml version="1.0" encoding="utf-8"?>
+<b:Sources xmlns:b="http://schemas.openxmlformats.org/officeDocument/2006/bibliography" xmlns="http://schemas.openxmlformats.org/officeDocument/2006/bibliography" SelectedStyle="\APASixthEditionOfficeOnline.xsl" StyleName="APA" Version="6"/>
 </file>
 
 <file path=customXml/item4.xml><?xml version="1.0" encoding="utf-8"?>
@@ -1312,6 +1316,33 @@
 </file>
 
 <file path=customXml/itemProps1.xml><?xml version="1.0" encoding="utf-8"?>
+<ds:datastoreItem xmlns:ds="http://schemas.openxmlformats.org/officeDocument/2006/customXml" ds:itemID="{86F7DB55-9F24-4061-B6F3-D424EB1E1A79}">
+  <ds:schemaRefs>
+    <ds:schemaRef ds:uri="http://schemas.microsoft.com/office/2006/metadata/contentType"/>
+    <ds:schemaRef ds:uri="http://schemas.microsoft.com/office/2006/metadata/properties/metaAttributes"/>
+    <ds:schemaRef ds:uri="http://www.w3.org/2001/XMLSchema"/>
+    <ds:schemaRef ds:uri="http://schemas.microsoft.com/office/2006/metadata/properties"/>
+    <ds:schemaRef ds:uri="88db13ce-348c-49a2-8d98-81b888e52361"/>
+    <ds:schemaRef ds:uri="392a115a-1654-4bb7-9988-dca16703408a"/>
+    <ds:schemaRef ds:uri="http://schemas.microsoft.com/office/2006/documentManagement/types"/>
+    <ds:schemaRef ds:uri="http://schemas.microsoft.com/office/infopath/2007/PartnerControls"/>
+    <ds:schemaRef ds:uri="http://schemas.openxmlformats.org/package/2006/metadata/core-properties"/>
+    <ds:schemaRef ds:uri="http://purl.org/dc/elements/1.1/"/>
+    <ds:schemaRef ds:uri="http://purl.org/dc/terms/"/>
+    <ds:schemaRef ds:uri="http://schemas.microsoft.com/internal/obd"/>
+  </ds:schemaRefs>
+</ds:datastoreItem>
+</file>
+
+<file path=customXml/itemProps2.xml><?xml version="1.0" encoding="utf-8"?>
+<ds:datastoreItem xmlns:ds="http://schemas.openxmlformats.org/officeDocument/2006/customXml" ds:itemID="{6B45B415-15FC-48A0-BDEB-F98CFD88B28C}">
+  <ds:schemaRefs>
+    <ds:schemaRef ds:uri="http://schemas.microsoft.com/sharepoint/v3/contenttype/forms"/>
+  </ds:schemaRefs>
+</ds:datastoreItem>
+</file>
+
+<file path=customXml/itemProps3.xml><?xml version="1.0" encoding="utf-8"?>
 <ds:datastoreItem xmlns:ds="http://schemas.openxmlformats.org/officeDocument/2006/customXml" ds:itemID="{7070F2F0-CDE9-4786-8F9D-A923D16FA29C}">
   <ds:schemaRefs>
     <ds:schemaRef ds:uri="http://schemas.openxmlformats.org/officeDocument/2006/bibliography"/>
@@ -1319,14 +1350,13 @@
 </ds:datastoreItem>
 </file>
 
-<file path=customXml/itemProps2.xml><?xml version="1.0" encoding="utf-8"?>
-<ds:datastoreItem xmlns:ds="http://schemas.openxmlformats.org/officeDocument/2006/customXml" ds:itemID="{86F7DB55-9F24-4061-B6F3-D424EB1E1A79}"/>
-</file>
-
-<file path=customXml/itemProps3.xml><?xml version="1.0" encoding="utf-8"?>
-<ds:datastoreItem xmlns:ds="http://schemas.openxmlformats.org/officeDocument/2006/customXml" ds:itemID="{6B45B415-15FC-48A0-BDEB-F98CFD88B28C}"/>
-</file>
-
 <file path=customXml/itemProps4.xml><?xml version="1.0" encoding="utf-8"?>
-<ds:datastoreItem xmlns:ds="http://schemas.openxmlformats.org/officeDocument/2006/customXml" ds:itemID="{F3E95AE5-798C-478C-8214-40438AE53DF2}"/>
+<ds:datastoreItem xmlns:ds="http://schemas.openxmlformats.org/officeDocument/2006/customXml" ds:itemID="{F3E95AE5-798C-478C-8214-40438AE53DF2}">
+  <ds:schemaRefs>
+    <ds:schemaRef ds:uri="http://schemas.microsoft.com/office/2006/metadata/properties"/>
+    <ds:schemaRef ds:uri="http://schemas.microsoft.com/office/infopath/2007/PartnerControls"/>
+    <ds:schemaRef ds:uri="392a115a-1654-4bb7-9988-dca16703408a"/>
+    <ds:schemaRef ds:uri="88db13ce-348c-49a2-8d98-81b888e52361"/>
+  </ds:schemaRefs>
+</ds:datastoreItem>
 </file>
--- a/LetterOfNotice.docx
+++ b/LetterOfNotice.docx
@@ -219,16 +219,16 @@
           <w:lang w:val="en-US"/>
         </w:rPr>
         <w:drawing>
-          <wp:anchor distT="0" distB="0" distL="114300" distR="114300" simplePos="0" relativeHeight="251659264" behindDoc="0" locked="0" layoutInCell="1" allowOverlap="1" wp14:anchorId="4C05D793" wp14:editId="23BAF9A0">
+          <wp:anchor distT="0" distB="0" distL="114300" distR="114300" simplePos="0" relativeHeight="251659264" behindDoc="0" locked="0" layoutInCell="1" allowOverlap="1" wp14:anchorId="4C05D793" wp14:editId="2ECCC9DA">
             <wp:simplePos x="0" y="0"/>
             <wp:positionH relativeFrom="page">
-              <wp:align>right</wp:align>
+              <wp:align>left</wp:align>
             </wp:positionH>
             <wp:positionV relativeFrom="paragraph">
-              <wp:posOffset>6525895</wp:posOffset>
+              <wp:posOffset>4846545</wp:posOffset>
             </wp:positionV>
-            <wp:extent cx="2761615" cy="971550"/>
-            <wp:effectExtent l="0" t="0" r="635" b="0"/>
+            <wp:extent cx="7562215" cy="2660425"/>
+            <wp:effectExtent l="0" t="0" r="635" b="6985"/>
             <wp:wrapNone/>
             <wp:docPr id="1232854306" name="Picture 6"/>
             <wp:cNvGraphicFramePr>
@@ -259,7 +259,7 @@
                   <pic:spPr bwMode="auto">
                     <a:xfrm>
                       <a:off x="0" y="0"/>
-                      <a:ext cx="2761615" cy="971550"/>
+                      <a:ext cx="7562215" cy="2660425"/>
                     </a:xfrm>
                     <a:prstGeom prst="rect">
                       <a:avLst/>
@@ -277,6 +277,9 @@
                 </pic:pic>
               </a:graphicData>
             </a:graphic>
+            <wp14:sizeRelH relativeFrom="margin">
+              <wp14:pctWidth>0</wp14:pctWidth>
+            </wp14:sizeRelH>
             <wp14:sizeRelV relativeFrom="margin">
               <wp14:pctHeight>0</wp14:pctHeight>
             </wp14:sizeRelV>
